--- a/Python_And_Bash_VaibhavNaik/Assignment 2.docx
+++ b/Python_And_Bash_VaibhavNaik/Assignment 2.docx
@@ -110,23 +110,7 @@
           <w:b/>
           <w:bCs/>
         </w:rPr>
-        <w:t>70–</w:t>
-      </w:r>
-      <w:proofErr w:type="gramStart"/>
-      <w:r>
-        <w:rPr>
-          <w:b/>
-          <w:bCs/>
-        </w:rPr>
-        <w:t>79 :</w:t>
-      </w:r>
-      <w:proofErr w:type="gramEnd"/>
-      <w:r>
-        <w:rPr>
-          <w:b/>
-          <w:bCs/>
-        </w:rPr>
-        <w:t xml:space="preserve"> </w:t>
+        <w:t xml:space="preserve">70–79 : </w:t>
       </w:r>
       <w:r>
         <w:t>“C”</w:t>
@@ -144,23 +128,7 @@
           <w:b/>
           <w:bCs/>
         </w:rPr>
-        <w:t>60–</w:t>
-      </w:r>
-      <w:proofErr w:type="gramStart"/>
-      <w:r>
-        <w:rPr>
-          <w:b/>
-          <w:bCs/>
-        </w:rPr>
-        <w:t>69 :</w:t>
-      </w:r>
-      <w:proofErr w:type="gramEnd"/>
-      <w:r>
-        <w:rPr>
-          <w:b/>
-          <w:bCs/>
-        </w:rPr>
-        <w:t xml:space="preserve"> </w:t>
+        <w:t xml:space="preserve">60–69 : </w:t>
       </w:r>
       <w:r>
         <w:t>“D”</w:t>
@@ -178,23 +146,7 @@
           <w:b/>
           <w:bCs/>
         </w:rPr>
-        <w:t xml:space="preserve">Below </w:t>
-      </w:r>
-      <w:proofErr w:type="gramStart"/>
-      <w:r>
-        <w:rPr>
-          <w:b/>
-          <w:bCs/>
-        </w:rPr>
-        <w:t>60 :</w:t>
-      </w:r>
-      <w:proofErr w:type="gramEnd"/>
-      <w:r>
-        <w:rPr>
-          <w:b/>
-          <w:bCs/>
-        </w:rPr>
-        <w:t xml:space="preserve"> </w:t>
+        <w:t xml:space="preserve">Below 60 : </w:t>
       </w:r>
       <w:r>
         <w:t>“F”</w:t>
@@ -223,31 +175,7 @@
       </w:r>
       <w:proofErr w:type="spellEnd"/>
       <w:r>
-        <w:t xml:space="preserve"> = </w:t>
-      </w:r>
-      <w:proofErr w:type="gramStart"/>
-      <w:r>
-        <w:t>input(</w:t>
-      </w:r>
-      <w:proofErr w:type="gramEnd"/>
-      <w:r>
-        <w:t>"Enter your score: "</w:t>
-      </w:r>
-      <w:proofErr w:type="gramStart"/>
-      <w:r>
-        <w:t>).strip</w:t>
-      </w:r>
-      <w:proofErr w:type="gramEnd"/>
-      <w:r>
-        <w:t>(</w:t>
-      </w:r>
-      <w:proofErr w:type="gramStart"/>
-      <w:r>
-        <w:t>).lower</w:t>
-      </w:r>
-      <w:proofErr w:type="gramEnd"/>
-      <w:r>
-        <w:t>()</w:t>
+        <w:t xml:space="preserve"> = input("Enter your score: ").strip().lower()</w:t>
       </w:r>
     </w:p>
     <w:p/>
@@ -265,29 +193,16 @@
       </w:r>
       <w:proofErr w:type="spellStart"/>
       <w:r>
-        <w:t>score_</w:t>
-      </w:r>
-      <w:proofErr w:type="gramStart"/>
-      <w:r>
-        <w:t>input.startswith</w:t>
-      </w:r>
-      <w:proofErr w:type="spellEnd"/>
-      <w:proofErr w:type="gramEnd"/>
+        <w:t>score_input.startswith</w:t>
+      </w:r>
+      <w:proofErr w:type="spellEnd"/>
       <w:r>
         <w:t>("90"):</w:t>
       </w:r>
     </w:p>
     <w:p>
       <w:r>
-        <w:t xml:space="preserve">    </w:t>
-      </w:r>
-      <w:proofErr w:type="gramStart"/>
-      <w:r>
-        <w:t>print(</w:t>
-      </w:r>
-      <w:proofErr w:type="gramEnd"/>
-      <w:r>
-        <w:t>"Grade: A")</w:t>
+        <w:t>    print("Grade: A")</w:t>
       </w:r>
     </w:p>
     <w:p/>
@@ -310,14 +225,9 @@
       </w:r>
       <w:proofErr w:type="spellStart"/>
       <w:r>
-        <w:t>score_</w:t>
-      </w:r>
-      <w:proofErr w:type="gramStart"/>
-      <w:r>
-        <w:t>input.isdigit</w:t>
-      </w:r>
-      <w:proofErr w:type="spellEnd"/>
-      <w:proofErr w:type="gramEnd"/>
+        <w:t>score_input.isdigit</w:t>
+      </w:r>
+      <w:proofErr w:type="spellEnd"/>
       <w:r>
         <w:t>() and 80 &lt;= int(</w:t>
       </w:r>
@@ -332,15 +242,7 @@
     </w:p>
     <w:p>
       <w:r>
-        <w:t xml:space="preserve">    </w:t>
-      </w:r>
-      <w:proofErr w:type="gramStart"/>
-      <w:r>
-        <w:t>print(</w:t>
-      </w:r>
-      <w:proofErr w:type="gramEnd"/>
-      <w:r>
-        <w:t>"Grade: B")</w:t>
+        <w:t>    print("Grade: B")</w:t>
       </w:r>
     </w:p>
     <w:p/>
@@ -363,14 +265,9 @@
       </w:r>
       <w:proofErr w:type="spellStart"/>
       <w:r>
-        <w:t>score_</w:t>
-      </w:r>
-      <w:proofErr w:type="gramStart"/>
-      <w:r>
-        <w:t>input.isdigit</w:t>
-      </w:r>
-      <w:proofErr w:type="spellEnd"/>
-      <w:proofErr w:type="gramEnd"/>
+        <w:t>score_input.isdigit</w:t>
+      </w:r>
+      <w:proofErr w:type="spellEnd"/>
       <w:r>
         <w:t>() and 70 &lt;= int(</w:t>
       </w:r>
@@ -385,15 +282,7 @@
     </w:p>
     <w:p>
       <w:r>
-        <w:t xml:space="preserve">    </w:t>
-      </w:r>
-      <w:proofErr w:type="gramStart"/>
-      <w:r>
-        <w:t>print(</w:t>
-      </w:r>
-      <w:proofErr w:type="gramEnd"/>
-      <w:r>
-        <w:t>"Grade: C")</w:t>
+        <w:t>    print("Grade: C")</w:t>
       </w:r>
     </w:p>
     <w:p/>
@@ -416,14 +305,9 @@
       </w:r>
       <w:proofErr w:type="spellStart"/>
       <w:r>
-        <w:t>score_</w:t>
-      </w:r>
-      <w:proofErr w:type="gramStart"/>
-      <w:r>
-        <w:t>input.isdigit</w:t>
-      </w:r>
-      <w:proofErr w:type="spellEnd"/>
-      <w:proofErr w:type="gramEnd"/>
+        <w:t>score_input.isdigit</w:t>
+      </w:r>
+      <w:proofErr w:type="spellEnd"/>
       <w:r>
         <w:t>() and 60 &lt;= int(</w:t>
       </w:r>
@@ -438,15 +322,7 @@
     </w:p>
     <w:p>
       <w:r>
-        <w:t xml:space="preserve">    </w:t>
-      </w:r>
-      <w:proofErr w:type="gramStart"/>
-      <w:r>
-        <w:t>print(</w:t>
-      </w:r>
-      <w:proofErr w:type="gramEnd"/>
-      <w:r>
-        <w:t>"Grade: D")</w:t>
+        <w:t>    print("Grade: D")</w:t>
       </w:r>
     </w:p>
     <w:p/>
@@ -469,14 +345,9 @@
       </w:r>
       <w:proofErr w:type="spellStart"/>
       <w:r>
-        <w:t>score_</w:t>
-      </w:r>
-      <w:proofErr w:type="gramStart"/>
-      <w:r>
-        <w:t>input.isdigit</w:t>
-      </w:r>
-      <w:proofErr w:type="spellEnd"/>
-      <w:proofErr w:type="gramEnd"/>
+        <w:t>score_input.isdigit</w:t>
+      </w:r>
+      <w:proofErr w:type="spellEnd"/>
       <w:r>
         <w:t>() and int(</w:t>
       </w:r>
@@ -491,15 +362,7 @@
     </w:p>
     <w:p>
       <w:r>
-        <w:t xml:space="preserve">    </w:t>
-      </w:r>
-      <w:proofErr w:type="gramStart"/>
-      <w:r>
-        <w:t>print(</w:t>
-      </w:r>
-      <w:proofErr w:type="gramEnd"/>
-      <w:r>
-        <w:t>"Grade: F")</w:t>
+        <w:t>    print("Grade: F")</w:t>
       </w:r>
     </w:p>
     <w:p/>
@@ -539,15 +402,7 @@
     </w:p>
     <w:p>
       <w:r>
-        <w:t xml:space="preserve">            </w:t>
-      </w:r>
-      <w:proofErr w:type="gramStart"/>
-      <w:r>
-        <w:t>print(</w:t>
-      </w:r>
-      <w:proofErr w:type="gramEnd"/>
-      <w:r>
-        <w:t>"Grade: A")</w:t>
+        <w:t>            print("Grade: A")</w:t>
       </w:r>
     </w:p>
     <w:p>
@@ -565,15 +420,7 @@
     </w:p>
     <w:p>
       <w:r>
-        <w:t xml:space="preserve">            </w:t>
-      </w:r>
-      <w:proofErr w:type="gramStart"/>
-      <w:r>
-        <w:t>print(</w:t>
-      </w:r>
-      <w:proofErr w:type="gramEnd"/>
-      <w:r>
-        <w:t>"Grade: B")</w:t>
+        <w:t>            print("Grade: B")</w:t>
       </w:r>
     </w:p>
     <w:p>
@@ -591,15 +438,7 @@
     </w:p>
     <w:p>
       <w:r>
-        <w:t xml:space="preserve">            </w:t>
-      </w:r>
-      <w:proofErr w:type="gramStart"/>
-      <w:r>
-        <w:t>print(</w:t>
-      </w:r>
-      <w:proofErr w:type="gramEnd"/>
-      <w:r>
-        <w:t>"Grade: C")</w:t>
+        <w:t>            print("Grade: C")</w:t>
       </w:r>
     </w:p>
     <w:p>
@@ -617,15 +456,7 @@
     </w:p>
     <w:p>
       <w:r>
-        <w:t xml:space="preserve">            </w:t>
-      </w:r>
-      <w:proofErr w:type="gramStart"/>
-      <w:r>
-        <w:t>print(</w:t>
-      </w:r>
-      <w:proofErr w:type="gramEnd"/>
-      <w:r>
-        <w:t>"Grade: D")</w:t>
+        <w:t>            print("Grade: D")</w:t>
       </w:r>
     </w:p>
     <w:p>
@@ -635,15 +466,7 @@
     </w:p>
     <w:p>
       <w:r>
-        <w:t xml:space="preserve">            </w:t>
-      </w:r>
-      <w:proofErr w:type="gramStart"/>
-      <w:r>
-        <w:t>print(</w:t>
-      </w:r>
-      <w:proofErr w:type="gramEnd"/>
-      <w:r>
-        <w:t>"Grade: F")</w:t>
+        <w:t>            print("Grade: F")</w:t>
       </w:r>
     </w:p>
     <w:p>
@@ -653,15 +476,7 @@
     </w:p>
     <w:p>
       <w:r>
-        <w:t xml:space="preserve">        </w:t>
-      </w:r>
-      <w:proofErr w:type="gramStart"/>
-      <w:r>
-        <w:t>print(</w:t>
-      </w:r>
-      <w:proofErr w:type="gramEnd"/>
-      <w:r>
-        <w:t>"Invalid input! Please enter something like 90+, 80-89, 75, or 45")</w:t>
+        <w:t>        print("Invalid input! Please enter something like 90+, 80-89, 75, or 45")</w:t>
       </w:r>
     </w:p>
     <w:p>
@@ -925,28 +740,12 @@
     <w:p/>
     <w:p>
       <w:r>
-        <w:t xml:space="preserve">name = </w:t>
-      </w:r>
-      <w:proofErr w:type="gramStart"/>
-      <w:r>
-        <w:t>input(</w:t>
-      </w:r>
-      <w:proofErr w:type="gramEnd"/>
-      <w:r>
-        <w:t>"Enter student name: ")</w:t>
-      </w:r>
-    </w:p>
-    <w:p>
-      <w:r>
-        <w:t xml:space="preserve">grade = </w:t>
-      </w:r>
-      <w:proofErr w:type="gramStart"/>
-      <w:r>
-        <w:t>input(</w:t>
-      </w:r>
-      <w:proofErr w:type="gramEnd"/>
-      <w:r>
-        <w:t>"Enter grade: ")</w:t>
+        <w:t>name = input("Enter student name: ")</w:t>
+      </w:r>
+    </w:p>
+    <w:p>
+      <w:r>
+        <w:t>grade = input("Enter grade: ")</w:t>
       </w:r>
     </w:p>
     <w:p/>
@@ -963,15 +762,7 @@
     </w:p>
     <w:p>
       <w:r>
-        <w:t xml:space="preserve">    </w:t>
-      </w:r>
-      <w:proofErr w:type="gramStart"/>
-      <w:r>
-        <w:t>print(</w:t>
-      </w:r>
-      <w:proofErr w:type="gramEnd"/>
-      <w:r>
-        <w:t>"Student grade updated successfully.")</w:t>
+        <w:t>    print("Student grade updated successfully.")</w:t>
       </w:r>
     </w:p>
     <w:p>
@@ -986,26 +777,13 @@
     </w:p>
     <w:p>
       <w:r>
-        <w:t xml:space="preserve">    </w:t>
-      </w:r>
-      <w:proofErr w:type="gramStart"/>
-      <w:r>
-        <w:t>print(</w:t>
-      </w:r>
-      <w:proofErr w:type="gramEnd"/>
-      <w:r>
-        <w:t>"New student added successfully.")</w:t>
+        <w:t>    print("New student added successfully.")</w:t>
       </w:r>
     </w:p>
     <w:p/>
     <w:p>
-      <w:proofErr w:type="gramStart"/>
-      <w:r>
-        <w:t>print(</w:t>
-      </w:r>
-      <w:proofErr w:type="gramEnd"/>
-      <w:r>
-        <w:t>"\</w:t>
+      <w:r>
+        <w:t>print("\</w:t>
       </w:r>
       <w:proofErr w:type="spellStart"/>
       <w:r>
@@ -1022,27 +800,17 @@
         <w:t xml:space="preserve">for student, grade in </w:t>
       </w:r>
       <w:proofErr w:type="spellStart"/>
-      <w:proofErr w:type="gramStart"/>
       <w:r>
         <w:t>students.items</w:t>
       </w:r>
       <w:proofErr w:type="spellEnd"/>
-      <w:proofErr w:type="gramEnd"/>
       <w:r>
         <w:t>():</w:t>
       </w:r>
     </w:p>
     <w:p>
       <w:r>
-        <w:t xml:space="preserve">    </w:t>
-      </w:r>
-      <w:proofErr w:type="gramStart"/>
-      <w:r>
-        <w:t>print(</w:t>
-      </w:r>
-      <w:proofErr w:type="gramEnd"/>
-      <w:r>
-        <w:t>student, ":", grade)</w:t>
+        <w:t>    print(student, ":", grade)</w:t>
       </w:r>
     </w:p>
     <w:p/>
@@ -1206,23 +974,7 @@
     </w:p>
     <w:p>
       <w:r>
-        <w:t xml:space="preserve">Write a program to create a text file and write some content to it, using file functions like </w:t>
-      </w:r>
-      <w:proofErr w:type="gramStart"/>
-      <w:r>
-        <w:t>open(</w:t>
-      </w:r>
-      <w:proofErr w:type="gramEnd"/>
-      <w:r>
-        <w:t xml:space="preserve">) and </w:t>
-      </w:r>
-      <w:proofErr w:type="gramStart"/>
-      <w:r>
-        <w:t>write(</w:t>
-      </w:r>
-      <w:proofErr w:type="gramEnd"/>
-      <w:r>
-        <w:t>).</w:t>
+        <w:t>Write a program to create a text file and write some content to it, using file functions like open() and write().</w:t>
       </w:r>
     </w:p>
     <w:p/>
@@ -1233,50 +985,36 @@
     </w:p>
     <w:p>
       <w:r>
-        <w:t xml:space="preserve">file = </w:t>
-      </w:r>
-      <w:proofErr w:type="gramStart"/>
-      <w:r>
-        <w:t>open(</w:t>
-      </w:r>
-      <w:proofErr w:type="gramEnd"/>
-      <w:r>
-        <w:t>"student.txt", "w")</w:t>
+        <w:t>file = open("student.txt", "w")</w:t>
       </w:r>
     </w:p>
     <w:p/>
     <w:p>
       <w:proofErr w:type="spellStart"/>
-      <w:proofErr w:type="gramStart"/>
       <w:r>
         <w:t>file.write</w:t>
       </w:r>
       <w:proofErr w:type="spellEnd"/>
-      <w:proofErr w:type="gramEnd"/>
       <w:r>
         <w:t>("Student Name: Vaibhav\n")</w:t>
       </w:r>
     </w:p>
     <w:p>
       <w:proofErr w:type="spellStart"/>
-      <w:proofErr w:type="gramStart"/>
       <w:r>
         <w:t>file.write</w:t>
       </w:r>
       <w:proofErr w:type="spellEnd"/>
-      <w:proofErr w:type="gramEnd"/>
       <w:r>
         <w:t>("Course: Computer Engineering\n")</w:t>
       </w:r>
     </w:p>
     <w:p>
       <w:proofErr w:type="spellStart"/>
-      <w:proofErr w:type="gramStart"/>
       <w:r>
         <w:t>file.write</w:t>
       </w:r>
       <w:proofErr w:type="spellEnd"/>
-      <w:proofErr w:type="gramEnd"/>
       <w:r>
         <w:t>("This file was created using Python.")</w:t>
       </w:r>
@@ -1284,25 +1022,18 @@
     <w:p/>
     <w:p>
       <w:proofErr w:type="spellStart"/>
-      <w:proofErr w:type="gramStart"/>
       <w:r>
         <w:t>file.close</w:t>
       </w:r>
       <w:proofErr w:type="spellEnd"/>
-      <w:proofErr w:type="gramEnd"/>
       <w:r>
         <w:t>()</w:t>
       </w:r>
     </w:p>
     <w:p/>
     <w:p>
-      <w:proofErr w:type="gramStart"/>
-      <w:r>
-        <w:t>print(</w:t>
-      </w:r>
-      <w:proofErr w:type="gramEnd"/>
-      <w:r>
-        <w:t>"Content written to the file successfully.")</w:t>
+      <w:r>
+        <w:t>print("Content written to the file successfully.")</w:t>
       </w:r>
     </w:p>
     <w:p/>
@@ -1370,31 +1101,7 @@
       </w:r>
       <w:r>
         <w:br/>
-        <w:t xml:space="preserve">This program creates a text file named student.txt using </w:t>
-      </w:r>
-      <w:proofErr w:type="gramStart"/>
-      <w:r>
-        <w:t>open(</w:t>
-      </w:r>
-      <w:proofErr w:type="gramEnd"/>
-      <w:r>
-        <w:t xml:space="preserve">) in write mode. The </w:t>
-      </w:r>
-      <w:proofErr w:type="gramStart"/>
-      <w:r>
-        <w:t>write(</w:t>
-      </w:r>
-      <w:proofErr w:type="gramEnd"/>
-      <w:r>
-        <w:t xml:space="preserve">) function is used to add content to the file. Finally, </w:t>
-      </w:r>
-      <w:proofErr w:type="gramStart"/>
-      <w:r>
-        <w:t>close(</w:t>
-      </w:r>
-      <w:proofErr w:type="gramEnd"/>
-      <w:r>
-        <w:t>) is used to close the file.</w:t>
+        <w:t>This program creates a text file named student.txt using open() in write mode. The write() function is used to add content to the file. Finally, close() is used to close the file.</w:t>
       </w:r>
     </w:p>
     <w:p>
@@ -1418,12 +1125,10 @@
         <w:t xml:space="preserve">Open the file in read mode and use </w:t>
       </w:r>
       <w:proofErr w:type="spellStart"/>
-      <w:proofErr w:type="gramStart"/>
       <w:r>
         <w:t>file.read</w:t>
       </w:r>
       <w:proofErr w:type="spellEnd"/>
-      <w:proofErr w:type="gramEnd"/>
       <w:r>
         <w:t>() to read and display its content.</w:t>
       </w:r>
@@ -1443,15 +1148,7 @@
     </w:p>
     <w:p>
       <w:r>
-        <w:t xml:space="preserve">file = </w:t>
-      </w:r>
-      <w:proofErr w:type="gramStart"/>
-      <w:r>
-        <w:t>open(</w:t>
-      </w:r>
-      <w:proofErr w:type="gramEnd"/>
-      <w:r>
-        <w:t>"student.txt", "r")</w:t>
+        <w:t>file = open("student.txt", "r")</w:t>
       </w:r>
     </w:p>
     <w:p/>
@@ -1460,25 +1157,18 @@
         <w:t xml:space="preserve">content = </w:t>
       </w:r>
       <w:proofErr w:type="spellStart"/>
-      <w:proofErr w:type="gramStart"/>
       <w:r>
         <w:t>file.read</w:t>
       </w:r>
       <w:proofErr w:type="spellEnd"/>
-      <w:proofErr w:type="gramEnd"/>
       <w:r>
         <w:t>()</w:t>
       </w:r>
     </w:p>
     <w:p/>
     <w:p>
-      <w:proofErr w:type="gramStart"/>
-      <w:r>
-        <w:t>print(</w:t>
-      </w:r>
-      <w:proofErr w:type="gramEnd"/>
-      <w:r>
-        <w:t>"File Content:")</w:t>
+      <w:r>
+        <w:t>print("File Content:")</w:t>
       </w:r>
     </w:p>
     <w:p>
@@ -1489,12 +1179,10 @@
     <w:p/>
     <w:p>
       <w:proofErr w:type="spellStart"/>
-      <w:proofErr w:type="gramStart"/>
       <w:r>
         <w:t>file.close</w:t>
       </w:r>
       <w:proofErr w:type="spellEnd"/>
-      <w:proofErr w:type="gramEnd"/>
       <w:r>
         <w:t>()</w:t>
       </w:r>
@@ -1590,23 +1278,24 @@
       </w:r>
       <w:r>
         <w:br/>
-        <w:t xml:space="preserve">This program opens the student.txt file in read mode using "r". The </w:t>
-      </w:r>
-      <w:proofErr w:type="gramStart"/>
-      <w:r>
-        <w:t>read(</w:t>
-      </w:r>
-      <w:proofErr w:type="gramEnd"/>
-      <w:r>
-        <w:t xml:space="preserve">) function reads the complete content of the file and displays it on the screen. After reading the file, </w:t>
-      </w:r>
-      <w:proofErr w:type="gramStart"/>
-      <w:r>
-        <w:t>close(</w:t>
-      </w:r>
-      <w:proofErr w:type="gramEnd"/>
-      <w:r>
-        <w:t>) is used to close it.</w:t>
+        <w:t>This program opens the student.txt file in read mode using "r". The read() function reads the complete content of the file and displays it on the screen. After reading the file, close() is used to close it.</w:t>
+      </w:r>
+    </w:p>
+    <w:p>
+      <w:pPr>
+        <w:rPr>
+          <w:lang w:val="en-US"/>
+        </w:rPr>
+      </w:pPr>
+    </w:p>
+    <w:p>
+      <w:proofErr w:type="spellStart"/>
+      <w:r>
+        <w:t>Github</w:t>
+      </w:r>
+      <w:proofErr w:type="spellEnd"/>
+      <w:r>
+        <w:t>: https://github.com/Bobooo404/Devops.</w:t>
       </w:r>
     </w:p>
     <w:p>

--- a/Python_And_Bash_VaibhavNaik/Assignment 2.docx
+++ b/Python_And_Bash_VaibhavNaik/Assignment 2.docx
@@ -4,6 +4,607 @@
   <w:body>
     <w:p>
       <w:pPr>
+        <w:pStyle w:val="NoSpacing"/>
+      </w:pPr>
+      <w:r>
+        <w:drawing>
+          <wp:inline distT="0" distB="0" distL="0" distR="0" wp14:anchorId="403E6B99" wp14:editId="4C0D9DB8">
+            <wp:extent cx="2139950" cy="774700"/>
+            <wp:effectExtent l="0" t="0" r="0" b="6350"/>
+            <wp:docPr id="226553619" name="Picture 2"/>
+            <wp:cNvGraphicFramePr>
+              <a:graphicFrameLocks xmlns:a="http://schemas.openxmlformats.org/drawingml/2006/main" noChangeAspect="1"/>
+            </wp:cNvGraphicFramePr>
+            <a:graphic xmlns:a="http://schemas.openxmlformats.org/drawingml/2006/main">
+              <a:graphicData uri="http://schemas.openxmlformats.org/drawingml/2006/picture">
+                <pic:pic xmlns:pic="http://schemas.openxmlformats.org/drawingml/2006/picture">
+                  <pic:nvPicPr>
+                    <pic:cNvPr id="0" name="Picture 6"/>
+                    <pic:cNvPicPr>
+                      <a:picLocks noChangeAspect="1" noChangeArrowheads="1"/>
+                    </pic:cNvPicPr>
+                  </pic:nvPicPr>
+                  <pic:blipFill>
+                    <a:blip r:embed="rId5">
+                      <a:extLst>
+                        <a:ext uri="{28A0092B-C50C-407E-A947-70E740481C1C}">
+                          <a14:useLocalDpi xmlns:a14="http://schemas.microsoft.com/office/drawing/2010/main" val="0"/>
+                        </a:ext>
+                      </a:extLst>
+                    </a:blip>
+                    <a:srcRect/>
+                    <a:stretch>
+                      <a:fillRect/>
+                    </a:stretch>
+                  </pic:blipFill>
+                  <pic:spPr bwMode="auto">
+                    <a:xfrm>
+                      <a:off x="0" y="0"/>
+                      <a:ext cx="2139950" cy="774700"/>
+                    </a:xfrm>
+                    <a:prstGeom prst="rect">
+                      <a:avLst/>
+                    </a:prstGeom>
+                    <a:noFill/>
+                    <a:ln>
+                      <a:noFill/>
+                    </a:ln>
+                  </pic:spPr>
+                </pic:pic>
+              </a:graphicData>
+            </a:graphic>
+          </wp:inline>
+        </w:drawing>
+      </w:r>
+    </w:p>
+    <w:p>
+      <w:pPr>
+        <w:pStyle w:val="NoSpacing"/>
+      </w:pPr>
+      <w:r>
+        <w:rPr>
+          <w:u w:val="single"/>
+        </w:rPr>
+        <w:t>Python &amp; Bash</w:t>
+      </w:r>
+    </w:p>
+    <w:p>
+      <w:pPr>
+        <w:pStyle w:val="NoSpacing"/>
+      </w:pPr>
+      <w:r>
+        <w:t>DEVOPS  |  Assignment</w:t>
+      </w:r>
+    </w:p>
+    <w:p>
+      <w:pPr>
+        <w:pStyle w:val="NoSpacing"/>
+      </w:pPr>
+      <w:r>
+        <w:t>SUBMISSION GUIDELINES</w:t>
+      </w:r>
+    </w:p>
+    <w:p>
+      <w:pPr>
+        <w:pStyle w:val="NoSpacing"/>
+      </w:pPr>
+      <w:r>
+        <w:t>• Complete all tasks and document your work in a doc (Google Doc or Microsoft Word) with screenshots/commands and explanations.</w:t>
+      </w:r>
+      <w:r>
+        <w:br/>
+        <w:t xml:space="preserve">• Create one folder named </w:t>
+      </w:r>
+      <w:proofErr w:type="spellStart"/>
+      <w:r>
+        <w:t>Python_and_Bash_YourName</w:t>
+      </w:r>
+      <w:proofErr w:type="spellEnd"/>
+      <w:r>
+        <w:t>.</w:t>
+      </w:r>
+      <w:r>
+        <w:br/>
+        <w:t>• Put your complete project source code and all files inside this folder.</w:t>
+      </w:r>
+      <w:r>
+        <w:br/>
+        <w:t>• Add your documentation file (with screenshots and explanations) inside the same folder.</w:t>
+      </w:r>
+      <w:r>
+        <w:br/>
+        <w:t>• Compress the folder into a .zip file (Python_and_Bash_YourName.zip).</w:t>
+      </w:r>
+      <w:r>
+        <w:br/>
+        <w:t>• Upload the .zip file on the submission portal.</w:t>
+      </w:r>
+    </w:p>
+    <w:p>
+      <w:pPr>
+        <w:pStyle w:val="NoSpacing"/>
+      </w:pPr>
+      <w:r>
+        <w:t>Zip File Must Contain</w:t>
+      </w:r>
+    </w:p>
+    <w:p>
+      <w:pPr>
+        <w:pStyle w:val="NoSpacing"/>
+      </w:pPr>
+      <w:r>
+        <w:t>• Your complete project source code and all files</w:t>
+      </w:r>
+      <w:r>
+        <w:br/>
+        <w:t>• Document with screenshots/commands and explanation for every task</w:t>
+      </w:r>
+      <w:r>
+        <w:br/>
+        <w:t>• GitHub repository link (or code files)</w:t>
+      </w:r>
+    </w:p>
+    <w:p>
+      <w:pPr>
+        <w:pStyle w:val="NoSpacing"/>
+      </w:pPr>
+      <w:r>
+        <w:rPr>
+          <w:rFonts w:ascii="Segoe UI Symbol" w:hAnsi="Segoe UI Symbol" w:cs="Segoe UI Symbol"/>
+        </w:rPr>
+        <w:t>⚠</w:t>
+      </w:r>
+      <w:r>
+        <w:t xml:space="preserve"> Your full project code MUST be submitted inside this .zip file. Screenshots (terminal / commands / output) are mandatory. Also share your GitHub repository link.</w:t>
+      </w:r>
+    </w:p>
+    <w:p>
+      <w:pPr>
+        <w:pStyle w:val="NoSpacing"/>
+      </w:pPr>
+      <w:r>
+        <w:t>Do NOT upload separate files.</w:t>
+      </w:r>
+    </w:p>
+    <w:p>
+      <w:pPr>
+        <w:pStyle w:val="NoSpacing"/>
+      </w:pPr>
+      <w:r>
+        <w:t>Do NOT submit without compressing into a .zip file.</w:t>
+      </w:r>
+    </w:p>
+    <w:p>
+      <w:pPr>
+        <w:pStyle w:val="NoSpacing"/>
+      </w:pPr>
+    </w:p>
+    <w:p>
+      <w:pPr>
+        <w:pStyle w:val="NoSpacing"/>
+      </w:pPr>
+      <w:r>
+        <w:t>Objective: Practise core Python programming — conditionals, dictionaries, and file handling (reading and writing files).</w:t>
+      </w:r>
+    </w:p>
+    <w:p>
+      <w:pPr>
+        <w:pStyle w:val="NoSpacing"/>
+      </w:pPr>
+    </w:p>
+    <w:p>
+      <w:pPr>
+        <w:pStyle w:val="NoSpacing"/>
+      </w:pPr>
+      <w:r>
+        <w:t>1. Grade Checker</w:t>
+      </w:r>
+    </w:p>
+    <w:p>
+      <w:pPr>
+        <w:pStyle w:val="NoSpacing"/>
+      </w:pPr>
+      <w:r>
+        <w:t>Take a score as input and print the grade based on the following:</w:t>
+      </w:r>
+    </w:p>
+    <w:p>
+      <w:pPr>
+        <w:pStyle w:val="NoSpacing"/>
+      </w:pPr>
+      <w:r>
+        <w:t>90+ : “A”</w:t>
+      </w:r>
+    </w:p>
+    <w:p>
+      <w:pPr>
+        <w:pStyle w:val="NoSpacing"/>
+      </w:pPr>
+      <w:r>
+        <w:t>80–89 : “B”</w:t>
+      </w:r>
+    </w:p>
+    <w:p>
+      <w:pPr>
+        <w:pStyle w:val="NoSpacing"/>
+      </w:pPr>
+      <w:r>
+        <w:t>70–79 : “C”</w:t>
+      </w:r>
+    </w:p>
+    <w:p>
+      <w:pPr>
+        <w:pStyle w:val="NoSpacing"/>
+      </w:pPr>
+      <w:r>
+        <w:t>60–69 : “D”</w:t>
+      </w:r>
+    </w:p>
+    <w:p>
+      <w:pPr>
+        <w:pStyle w:val="NoSpacing"/>
+      </w:pPr>
+      <w:r>
+        <w:t>Below 60 : “F”</w:t>
+      </w:r>
+    </w:p>
+    <w:p>
+      <w:pPr>
+        <w:pStyle w:val="NoSpacing"/>
+      </w:pPr>
+      <w:r>
+        <w:t>Use a basic if / else statement to determine the grade.</w:t>
+      </w:r>
+    </w:p>
+    <w:p>
+      <w:pPr>
+        <w:pStyle w:val="NoSpacing"/>
+      </w:pPr>
+      <w:r>
+        <w:t>2. Student Grades</w:t>
+      </w:r>
+    </w:p>
+    <w:p>
+      <w:pPr>
+        <w:pStyle w:val="NoSpacing"/>
+      </w:pPr>
+      <w:r>
+        <w:t>Create a dictionary where the keys are student names and the values are their grades. Allow the user to:</w:t>
+      </w:r>
+    </w:p>
+    <w:p>
+      <w:pPr>
+        <w:pStyle w:val="NoSpacing"/>
+      </w:pPr>
+      <w:r>
+        <w:t>Add a new student and grade.</w:t>
+      </w:r>
+    </w:p>
+    <w:p>
+      <w:pPr>
+        <w:pStyle w:val="NoSpacing"/>
+      </w:pPr>
+      <w:r>
+        <w:t>Update an existing student's grade.</w:t>
+      </w:r>
+    </w:p>
+    <w:p>
+      <w:pPr>
+        <w:pStyle w:val="NoSpacing"/>
+      </w:pPr>
+      <w:r>
+        <w:t>Print all student grades.</w:t>
+      </w:r>
+    </w:p>
+    <w:p>
+      <w:pPr>
+        <w:pStyle w:val="NoSpacing"/>
+      </w:pPr>
+      <w:r>
+        <w:t>Use a dictionary and basic operations with if / else.</w:t>
+      </w:r>
+    </w:p>
+    <w:p>
+      <w:pPr>
+        <w:pStyle w:val="NoSpacing"/>
+      </w:pPr>
+      <w:r>
+        <w:t>3. Write to a File</w:t>
+      </w:r>
+    </w:p>
+    <w:p>
+      <w:pPr>
+        <w:pStyle w:val="NoSpacing"/>
+      </w:pPr>
+      <w:r>
+        <w:t>Write a program to create a text file and write some content to it, using file functions like open() and write().</w:t>
+      </w:r>
+    </w:p>
+    <w:p>
+      <w:pPr>
+        <w:pStyle w:val="NoSpacing"/>
+      </w:pPr>
+      <w:r>
+        <w:t>4. Read from a File</w:t>
+      </w:r>
+    </w:p>
+    <w:p>
+      <w:pPr>
+        <w:pStyle w:val="NoSpacing"/>
+      </w:pPr>
+      <w:r>
+        <w:t xml:space="preserve">Open the file in read mode and use </w:t>
+      </w:r>
+      <w:proofErr w:type="spellStart"/>
+      <w:r>
+        <w:t>file.read</w:t>
+      </w:r>
+      <w:proofErr w:type="spellEnd"/>
+      <w:r>
+        <w:t>() to read and display its content.</w:t>
+      </w:r>
+    </w:p>
+    <w:p>
+      <w:pPr>
+        <w:pStyle w:val="NoSpacing"/>
+      </w:pPr>
+    </w:p>
+    <w:p>
+      <w:pPr>
+        <w:pStyle w:val="NoSpacing"/>
+      </w:pPr>
+      <w:r>
+        <w:lastRenderedPageBreak/>
+        <w:t xml:space="preserve">If you have any doubt, you can directly contact the </w:t>
+      </w:r>
+      <w:proofErr w:type="spellStart"/>
+      <w:r>
+        <w:t>Tutedude</w:t>
+      </w:r>
+      <w:proofErr w:type="spellEnd"/>
+      <w:r>
+        <w:t xml:space="preserve"> mentor.</w:t>
+      </w:r>
+    </w:p>
+    <w:p>
+      <w:pPr>
+        <w:jc w:val="center"/>
+        <w:rPr>
+          <w:lang w:val="en-US"/>
+        </w:rPr>
+      </w:pPr>
+    </w:p>
+    <w:p>
+      <w:pPr>
+        <w:jc w:val="center"/>
+        <w:rPr>
+          <w:lang w:val="en-US"/>
+        </w:rPr>
+      </w:pPr>
+    </w:p>
+    <w:p>
+      <w:r>
+        <w:t>Hello Ma’am/Sir,</w:t>
+      </w:r>
+    </w:p>
+    <w:p>
+      <w:r>
+        <w:t xml:space="preserve">I received the attached assignment under </w:t>
+      </w:r>
+      <w:r>
+        <w:rPr>
+          <w:b/>
+          <w:bCs/>
+        </w:rPr>
+        <w:t>Python &amp; Bash – DevOps Assignment</w:t>
+      </w:r>
+      <w:r>
+        <w:t>, and according to the assignment I received, the tasks are Grade Checker, Student Grades using a dictionary, Write to a File, and Read from a File. These are the tasks I completed and submitted. I could not find any requirement for a calculator.py, calculator menu, mathematical operations, or Bash calculator component in the assignment I received.</w:t>
+      </w:r>
+    </w:p>
+    <w:p>
+      <w:r>
+        <w:t>I’m sorry for the trouble and confusion. Could you please confirm whether I received the correct assignment, or explain which assignment/version I should complete and submit? I want to make sure I follow the correct requirements before resubmitting.</w:t>
+      </w:r>
+    </w:p>
+    <w:p>
+      <w:r>
+        <w:t>Thank you.</w:t>
+      </w:r>
+    </w:p>
+    <w:p>
+      <w:pPr>
+        <w:rPr>
+          <w:lang w:val="en-US"/>
+        </w:rPr>
+      </w:pPr>
+    </w:p>
+    <w:p>
+      <w:pPr>
+        <w:jc w:val="center"/>
+        <w:rPr>
+          <w:lang w:val="en-US"/>
+        </w:rPr>
+      </w:pPr>
+    </w:p>
+    <w:p>
+      <w:pPr>
+        <w:jc w:val="center"/>
+        <w:rPr>
+          <w:lang w:val="en-US"/>
+        </w:rPr>
+      </w:pPr>
+    </w:p>
+    <w:p>
+      <w:pPr>
+        <w:rPr>
+          <w:lang w:val="en-US"/>
+        </w:rPr>
+      </w:pPr>
+    </w:p>
+    <w:p>
+      <w:pPr>
+        <w:rPr>
+          <w:lang w:val="en-US"/>
+        </w:rPr>
+      </w:pPr>
+    </w:p>
+    <w:p>
+      <w:pPr>
+        <w:rPr>
+          <w:lang w:val="en-US"/>
+        </w:rPr>
+      </w:pPr>
+    </w:p>
+    <w:p>
+      <w:pPr>
+        <w:rPr>
+          <w:lang w:val="en-US"/>
+        </w:rPr>
+      </w:pPr>
+    </w:p>
+    <w:p>
+      <w:pPr>
+        <w:rPr>
+          <w:lang w:val="en-US"/>
+        </w:rPr>
+      </w:pPr>
+    </w:p>
+    <w:p>
+      <w:pPr>
+        <w:rPr>
+          <w:lang w:val="en-US"/>
+        </w:rPr>
+      </w:pPr>
+    </w:p>
+    <w:p>
+      <w:pPr>
+        <w:rPr>
+          <w:lang w:val="en-US"/>
+        </w:rPr>
+      </w:pPr>
+    </w:p>
+    <w:p>
+      <w:pPr>
+        <w:rPr>
+          <w:lang w:val="en-US"/>
+        </w:rPr>
+      </w:pPr>
+    </w:p>
+    <w:p>
+      <w:pPr>
+        <w:rPr>
+          <w:lang w:val="en-US"/>
+        </w:rPr>
+      </w:pPr>
+    </w:p>
+    <w:p>
+      <w:pPr>
+        <w:rPr>
+          <w:lang w:val="en-US"/>
+        </w:rPr>
+      </w:pPr>
+    </w:p>
+    <w:p>
+      <w:pPr>
+        <w:rPr>
+          <w:lang w:val="en-US"/>
+        </w:rPr>
+      </w:pPr>
+    </w:p>
+    <w:p>
+      <w:pPr>
+        <w:rPr>
+          <w:lang w:val="en-US"/>
+        </w:rPr>
+      </w:pPr>
+    </w:p>
+    <w:p>
+      <w:pPr>
+        <w:rPr>
+          <w:lang w:val="en-US"/>
+        </w:rPr>
+      </w:pPr>
+    </w:p>
+    <w:p>
+      <w:pPr>
+        <w:rPr>
+          <w:lang w:val="en-US"/>
+        </w:rPr>
+      </w:pPr>
+    </w:p>
+    <w:p>
+      <w:pPr>
+        <w:rPr>
+          <w:lang w:val="en-US"/>
+        </w:rPr>
+      </w:pPr>
+    </w:p>
+    <w:p>
+      <w:pPr>
+        <w:rPr>
+          <w:lang w:val="en-US"/>
+        </w:rPr>
+      </w:pPr>
+    </w:p>
+    <w:p>
+      <w:pPr>
+        <w:rPr>
+          <w:lang w:val="en-US"/>
+        </w:rPr>
+      </w:pPr>
+    </w:p>
+    <w:p>
+      <w:pPr>
+        <w:rPr>
+          <w:lang w:val="en-US"/>
+        </w:rPr>
+      </w:pPr>
+    </w:p>
+    <w:p>
+      <w:pPr>
+        <w:rPr>
+          <w:lang w:val="en-US"/>
+        </w:rPr>
+      </w:pPr>
+    </w:p>
+    <w:p>
+      <w:pPr>
+        <w:rPr>
+          <w:lang w:val="en-US"/>
+        </w:rPr>
+      </w:pPr>
+    </w:p>
+    <w:p>
+      <w:pPr>
+        <w:rPr>
+          <w:lang w:val="en-US"/>
+        </w:rPr>
+      </w:pPr>
+    </w:p>
+    <w:p>
+      <w:pPr>
+        <w:rPr>
+          <w:lang w:val="en-US"/>
+        </w:rPr>
+      </w:pPr>
+    </w:p>
+    <w:p>
+      <w:pPr>
+        <w:rPr>
+          <w:lang w:val="en-US"/>
+        </w:rPr>
+      </w:pPr>
+    </w:p>
+    <w:p>
+      <w:pPr>
+        <w:rPr>
+          <w:lang w:val="en-US"/>
+        </w:rPr>
+      </w:pPr>
+    </w:p>
+    <w:p>
+      <w:pPr>
         <w:jc w:val="center"/>
         <w:rPr>
           <w:lang w:val="en-US"/>
@@ -42,23 +643,7 @@
           <w:b/>
           <w:bCs/>
         </w:rPr>
-        <w:t>90</w:t>
-      </w:r>
-      <w:proofErr w:type="gramStart"/>
-      <w:r>
-        <w:rPr>
-          <w:b/>
-          <w:bCs/>
-        </w:rPr>
-        <w:t>+ :</w:t>
-      </w:r>
-      <w:proofErr w:type="gramEnd"/>
-      <w:r>
-        <w:rPr>
-          <w:b/>
-          <w:bCs/>
-        </w:rPr>
-        <w:t xml:space="preserve"> </w:t>
+        <w:t xml:space="preserve">90+ : </w:t>
       </w:r>
       <w:r>
         <w:t>“A”</w:t>
@@ -76,23 +661,7 @@
           <w:b/>
           <w:bCs/>
         </w:rPr>
-        <w:t>80–</w:t>
-      </w:r>
-      <w:proofErr w:type="gramStart"/>
-      <w:r>
-        <w:rPr>
-          <w:b/>
-          <w:bCs/>
-        </w:rPr>
-        <w:t>89 :</w:t>
-      </w:r>
-      <w:proofErr w:type="gramEnd"/>
-      <w:r>
-        <w:rPr>
-          <w:b/>
-          <w:bCs/>
-        </w:rPr>
-        <w:t xml:space="preserve"> </w:t>
+        <w:t xml:space="preserve">80–89 : </w:t>
       </w:r>
       <w:r>
         <w:t>“B”</w:t>
@@ -368,127 +937,127 @@
     <w:p/>
     <w:p>
       <w:r>
+        <w:t>else:</w:t>
+      </w:r>
+    </w:p>
+    <w:p>
+      <w:r>
+        <w:t>    # Try to treat it as a pure number</w:t>
+      </w:r>
+    </w:p>
+    <w:p>
+      <w:r>
+        <w:t>    try:</w:t>
+      </w:r>
+    </w:p>
+    <w:p>
+      <w:r>
+        <w:t>        score = int(</w:t>
+      </w:r>
+      <w:proofErr w:type="spellStart"/>
+      <w:r>
+        <w:t>score_input</w:t>
+      </w:r>
+      <w:proofErr w:type="spellEnd"/>
+      <w:r>
+        <w:t>)</w:t>
+      </w:r>
+    </w:p>
+    <w:p>
+      <w:r>
+        <w:t>        if score &gt;= 90:</w:t>
+      </w:r>
+    </w:p>
+    <w:p>
+      <w:r>
+        <w:t>            print("Grade: A")</w:t>
+      </w:r>
+    </w:p>
+    <w:p>
+      <w:r>
+        <w:t xml:space="preserve">        </w:t>
+      </w:r>
+      <w:proofErr w:type="spellStart"/>
+      <w:r>
+        <w:t>elif</w:t>
+      </w:r>
+      <w:proofErr w:type="spellEnd"/>
+      <w:r>
+        <w:t xml:space="preserve"> score &gt;= 80:</w:t>
+      </w:r>
+    </w:p>
+    <w:p>
+      <w:r>
+        <w:t>            print("Grade: B")</w:t>
+      </w:r>
+    </w:p>
+    <w:p>
+      <w:r>
+        <w:t xml:space="preserve">        </w:t>
+      </w:r>
+      <w:proofErr w:type="spellStart"/>
+      <w:r>
+        <w:t>elif</w:t>
+      </w:r>
+      <w:proofErr w:type="spellEnd"/>
+      <w:r>
+        <w:t xml:space="preserve"> score &gt;= 70:</w:t>
+      </w:r>
+    </w:p>
+    <w:p>
+      <w:r>
+        <w:t>            print("Grade: C")</w:t>
+      </w:r>
+    </w:p>
+    <w:p>
+      <w:r>
+        <w:t xml:space="preserve">        </w:t>
+      </w:r>
+      <w:proofErr w:type="spellStart"/>
+      <w:r>
+        <w:t>elif</w:t>
+      </w:r>
+      <w:proofErr w:type="spellEnd"/>
+      <w:r>
+        <w:t xml:space="preserve"> score &gt;= 60:</w:t>
+      </w:r>
+    </w:p>
+    <w:p>
+      <w:r>
+        <w:t>            print("Grade: D")</w:t>
+      </w:r>
+    </w:p>
+    <w:p>
+      <w:r>
+        <w:t>        else:</w:t>
+      </w:r>
+    </w:p>
+    <w:p>
+      <w:r>
+        <w:t>            print("Grade: F")</w:t>
+      </w:r>
+    </w:p>
+    <w:p>
+      <w:r>
+        <w:t>    except:</w:t>
+      </w:r>
+    </w:p>
+    <w:p>
+      <w:r>
+        <w:t>        print("Invalid input! Please enter something like 90+, 80-89, 75, or 45")</w:t>
+      </w:r>
+    </w:p>
+    <w:p>
+      <w:pPr>
+        <w:rPr>
+          <w:lang w:val="en-US"/>
+        </w:rPr>
+      </w:pPr>
+      <w:r>
+        <w:rPr>
+          <w:lang w:val="en-US"/>
+        </w:rPr>
         <w:lastRenderedPageBreak/>
-        <w:t>else:</w:t>
-      </w:r>
-    </w:p>
-    <w:p>
-      <w:r>
-        <w:t>    # Try to treat it as a pure number</w:t>
-      </w:r>
-    </w:p>
-    <w:p>
-      <w:r>
-        <w:t>    try:</w:t>
-      </w:r>
-    </w:p>
-    <w:p>
-      <w:r>
-        <w:t>        score = int(</w:t>
-      </w:r>
-      <w:proofErr w:type="spellStart"/>
-      <w:r>
-        <w:t>score_input</w:t>
-      </w:r>
-      <w:proofErr w:type="spellEnd"/>
-      <w:r>
-        <w:t>)</w:t>
-      </w:r>
-    </w:p>
-    <w:p>
-      <w:r>
-        <w:t>        if score &gt;= 90:</w:t>
-      </w:r>
-    </w:p>
-    <w:p>
-      <w:r>
-        <w:t>            print("Grade: A")</w:t>
-      </w:r>
-    </w:p>
-    <w:p>
-      <w:r>
-        <w:t xml:space="preserve">        </w:t>
-      </w:r>
-      <w:proofErr w:type="spellStart"/>
-      <w:r>
-        <w:t>elif</w:t>
-      </w:r>
-      <w:proofErr w:type="spellEnd"/>
-      <w:r>
-        <w:t xml:space="preserve"> score &gt;= 80:</w:t>
-      </w:r>
-    </w:p>
-    <w:p>
-      <w:r>
-        <w:t>            print("Grade: B")</w:t>
-      </w:r>
-    </w:p>
-    <w:p>
-      <w:r>
-        <w:t xml:space="preserve">        </w:t>
-      </w:r>
-      <w:proofErr w:type="spellStart"/>
-      <w:r>
-        <w:t>elif</w:t>
-      </w:r>
-      <w:proofErr w:type="spellEnd"/>
-      <w:r>
-        <w:t xml:space="preserve"> score &gt;= 70:</w:t>
-      </w:r>
-    </w:p>
-    <w:p>
-      <w:r>
-        <w:t>            print("Grade: C")</w:t>
-      </w:r>
-    </w:p>
-    <w:p>
-      <w:r>
-        <w:t xml:space="preserve">        </w:t>
-      </w:r>
-      <w:proofErr w:type="spellStart"/>
-      <w:r>
-        <w:t>elif</w:t>
-      </w:r>
-      <w:proofErr w:type="spellEnd"/>
-      <w:r>
-        <w:t xml:space="preserve"> score &gt;= 60:</w:t>
-      </w:r>
-    </w:p>
-    <w:p>
-      <w:r>
-        <w:t>            print("Grade: D")</w:t>
-      </w:r>
-    </w:p>
-    <w:p>
-      <w:r>
-        <w:t>        else:</w:t>
-      </w:r>
-    </w:p>
-    <w:p>
-      <w:r>
-        <w:t>            print("Grade: F")</w:t>
-      </w:r>
-    </w:p>
-    <w:p>
-      <w:r>
-        <w:t>    except:</w:t>
-      </w:r>
-    </w:p>
-    <w:p>
-      <w:r>
-        <w:t>        print("Invalid input! Please enter something like 90+, 80-89, 75, or 45")</w:t>
-      </w:r>
-    </w:p>
-    <w:p>
-      <w:pPr>
-        <w:rPr>
-          <w:lang w:val="en-US"/>
-        </w:rPr>
-      </w:pPr>
-      <w:r>
-        <w:rPr>
-          <w:lang w:val="en-US"/>
-        </w:rPr>
         <w:t>Output:</w:t>
       </w:r>
       <w:r>
@@ -519,7 +1088,7 @@
                     <pic:cNvPicPr/>
                   </pic:nvPicPr>
                   <pic:blipFill>
-                    <a:blip r:embed="rId5">
+                    <a:blip r:embed="rId6">
                       <a:extLst>
                         <a:ext uri="{28A0092B-C50C-407E-A947-70E740481C1C}">
                           <a14:useLocalDpi xmlns:a14="http://schemas.microsoft.com/office/drawing/2010/main" val="0"/>
@@ -557,7 +1126,6 @@
           <w:noProof/>
           <w:lang w:val="en-US"/>
         </w:rPr>
-        <w:lastRenderedPageBreak/>
         <w:drawing>
           <wp:inline distT="0" distB="0" distL="0" distR="0" wp14:anchorId="3EDEB27C" wp14:editId="3669865A">
             <wp:extent cx="5731510" cy="2077085"/>
@@ -574,7 +1142,7 @@
                     <pic:cNvPicPr/>
                   </pic:nvPicPr>
                   <pic:blipFill>
-                    <a:blip r:embed="rId6">
+                    <a:blip r:embed="rId7">
                       <a:extLst>
                         <a:ext uri="{28A0092B-C50C-407E-A947-70E740481C1C}">
                           <a14:useLocalDpi xmlns:a14="http://schemas.microsoft.com/office/drawing/2010/main" val="0"/>
@@ -719,6 +1287,7 @@
     </w:p>
     <w:p>
       <w:r>
+        <w:lastRenderedPageBreak/>
         <w:t>    "Rahul": "A",</w:t>
       </w:r>
     </w:p>
@@ -751,7 +1320,6 @@
     <w:p/>
     <w:p>
       <w:r>
-        <w:lastRenderedPageBreak/>
         <w:t>if name in students:</w:t>
       </w:r>
     </w:p>
@@ -846,7 +1414,7 @@
                     <pic:cNvPicPr/>
                   </pic:nvPicPr>
                   <pic:blipFill>
-                    <a:blip r:embed="rId7">
+                    <a:blip r:embed="rId8">
                       <a:extLst>
                         <a:ext uri="{28A0092B-C50C-407E-A947-70E740481C1C}">
                           <a14:useLocalDpi xmlns:a14="http://schemas.microsoft.com/office/drawing/2010/main" val="0"/>
@@ -884,6 +1452,7 @@
           <w:noProof/>
           <w:lang w:val="en-US"/>
         </w:rPr>
+        <w:lastRenderedPageBreak/>
         <w:drawing>
           <wp:inline distT="0" distB="0" distL="0" distR="0" wp14:anchorId="5CF6CDAC" wp14:editId="315A353A">
             <wp:extent cx="5731510" cy="1235075"/>
@@ -900,7 +1469,7 @@
                     <pic:cNvPicPr/>
                   </pic:nvPicPr>
                   <pic:blipFill>
-                    <a:blip r:embed="rId8">
+                    <a:blip r:embed="rId9">
                       <a:extLst>
                         <a:ext uri="{28A0092B-C50C-407E-A947-70E740481C1C}">
                           <a14:useLocalDpi xmlns:a14="http://schemas.microsoft.com/office/drawing/2010/main" val="0"/>
@@ -949,11 +1518,7 @@
       </w:r>
       <w:r>
         <w:br/>
-        <w:t xml:space="preserve">This program uses a dictionary to store student names and their grades. The user can enter a </w:t>
-      </w:r>
-      <w:r>
-        <w:lastRenderedPageBreak/>
-        <w:t>student name and grade. If the student already exists, their grade is updated. If the student is not present, a new student is added. Finally, the program displays all the student grades.</w:t>
+        <w:t>This program uses a dictionary to store student names and their grades. The user can enter a student name and grade. If the student already exists, their grade is updated. If the student is not present, a new student is added. Finally, the program displays all the student grades.</w:t>
       </w:r>
     </w:p>
     <w:p>
@@ -1047,6 +1612,7 @@
         <w:rPr>
           <w:noProof/>
         </w:rPr>
+        <w:lastRenderedPageBreak/>
         <w:drawing>
           <wp:inline distT="0" distB="0" distL="0" distR="0" wp14:anchorId="7F652077" wp14:editId="2D607812">
             <wp:extent cx="5731510" cy="2936875"/>
@@ -1063,7 +1629,7 @@
                     <pic:cNvPicPr/>
                   </pic:nvPicPr>
                   <pic:blipFill>
-                    <a:blip r:embed="rId9">
+                    <a:blip r:embed="rId10">
                       <a:extLst>
                         <a:ext uri="{28A0092B-C50C-407E-A947-70E740481C1C}">
                           <a14:useLocalDpi xmlns:a14="http://schemas.microsoft.com/office/drawing/2010/main" val="0"/>
@@ -1096,7 +1662,6 @@
           <w:b/>
           <w:bCs/>
         </w:rPr>
-        <w:lastRenderedPageBreak/>
         <w:t>Explanation:</w:t>
       </w:r>
       <w:r>
@@ -1218,6 +1783,7 @@
           <w:noProof/>
           <w:lang w:val="en-US"/>
         </w:rPr>
+        <w:lastRenderedPageBreak/>
         <w:drawing>
           <wp:inline distT="0" distB="0" distL="0" distR="0" wp14:anchorId="1A1D4135" wp14:editId="5595E42D">
             <wp:extent cx="5731510" cy="613410"/>
@@ -1234,7 +1800,7 @@
                     <pic:cNvPicPr/>
                   </pic:nvPicPr>
                   <pic:blipFill>
-                    <a:blip r:embed="rId10">
+                    <a:blip r:embed="rId11">
                       <a:extLst>
                         <a:ext uri="{28A0092B-C50C-407E-A947-70E740481C1C}">
                           <a14:useLocalDpi xmlns:a14="http://schemas.microsoft.com/office/drawing/2010/main" val="0"/>
@@ -1281,6 +1847,490 @@
         <w:t>This program opens the student.txt file in read mode using "r". The read() function reads the complete content of the file and displays it on the screen. After reading the file, close() is used to close it.</w:t>
       </w:r>
     </w:p>
+    <w:p/>
+    <w:p>
+      <w:r>
+        <w:t>Calculator.py</w:t>
+      </w:r>
+    </w:p>
+    <w:p>
+      <w:r>
+        <w:t>Code:</w:t>
+      </w:r>
+    </w:p>
+    <w:p>
+      <w:r>
+        <w:t># Python Calculator</w:t>
+      </w:r>
+    </w:p>
+    <w:p/>
+    <w:p>
+      <w:r>
+        <w:t>def add(num1, num2):</w:t>
+      </w:r>
+    </w:p>
+    <w:p>
+      <w:r>
+        <w:t>    return num1 + num2</w:t>
+      </w:r>
+    </w:p>
+    <w:p>
+      <w:r>
+        <w:br/>
+      </w:r>
+    </w:p>
+    <w:p>
+      <w:r>
+        <w:t>def subtract(num1, num2):</w:t>
+      </w:r>
+    </w:p>
+    <w:p>
+      <w:r>
+        <w:t>    return num1 - num2</w:t>
+      </w:r>
+    </w:p>
+    <w:p>
+      <w:r>
+        <w:br/>
+      </w:r>
+    </w:p>
+    <w:p>
+      <w:r>
+        <w:t>def multiply(num1, num2):</w:t>
+      </w:r>
+    </w:p>
+    <w:p>
+      <w:r>
+        <w:t>    return num1 * num2</w:t>
+      </w:r>
+    </w:p>
+    <w:p>
+      <w:r>
+        <w:br/>
+      </w:r>
+    </w:p>
+    <w:p>
+      <w:r>
+        <w:t>def divide(num1, num2):</w:t>
+      </w:r>
+    </w:p>
+    <w:p>
+      <w:r>
+        <w:t>    if num2 == 0:</w:t>
+      </w:r>
+    </w:p>
+    <w:p>
+      <w:r>
+        <w:t>        return "Error: Cannot divide by zero."</w:t>
+      </w:r>
+    </w:p>
+    <w:p>
+      <w:r>
+        <w:t>    else:</w:t>
+      </w:r>
+    </w:p>
+    <w:p>
+      <w:r>
+        <w:t>        return num1 / num2</w:t>
+      </w:r>
+    </w:p>
+    <w:p>
+      <w:r>
+        <w:lastRenderedPageBreak/>
+        <w:br/>
+      </w:r>
+    </w:p>
+    <w:p>
+      <w:r>
+        <w:t>while True:</w:t>
+      </w:r>
+    </w:p>
+    <w:p/>
+    <w:p>
+      <w:r>
+        <w:t>   </w:t>
+      </w:r>
+    </w:p>
+    <w:p>
+      <w:r>
+        <w:t>    print("\n===== Python Calculator =====")</w:t>
+      </w:r>
+    </w:p>
+    <w:p>
+      <w:r>
+        <w:t>    print("1. Addition")</w:t>
+      </w:r>
+    </w:p>
+    <w:p>
+      <w:r>
+        <w:t>    print("2. Subtraction")</w:t>
+      </w:r>
+    </w:p>
+    <w:p>
+      <w:r>
+        <w:t>    print("3. Multiplication")</w:t>
+      </w:r>
+    </w:p>
+    <w:p>
+      <w:r>
+        <w:t>    print("4. Division")</w:t>
+      </w:r>
+    </w:p>
+    <w:p>
+      <w:r>
+        <w:t>    print("5. Exit")</w:t>
+      </w:r>
+    </w:p>
+    <w:p/>
+    <w:p>
+      <w:r>
+        <w:t xml:space="preserve">    </w:t>
+      </w:r>
+    </w:p>
+    <w:p>
+      <w:r>
+        <w:t>    choice = input("Enter your choice (1-5): ")</w:t>
+      </w:r>
+    </w:p>
+    <w:p/>
+    <w:p>
+      <w:r>
+        <w:t>   </w:t>
+      </w:r>
+    </w:p>
+    <w:p>
+      <w:r>
+        <w:t>    if choice == "5":</w:t>
+      </w:r>
+    </w:p>
+    <w:p>
+      <w:r>
+        <w:t>        print("Calculator closed.")</w:t>
+      </w:r>
+    </w:p>
+    <w:p>
+      <w:r>
+        <w:t>        break</w:t>
+      </w:r>
+    </w:p>
+    <w:p/>
+    <w:p>
+      <w:r>
+        <w:t xml:space="preserve">    </w:t>
+      </w:r>
+    </w:p>
+    <w:p>
+      <w:r>
+        <w:t>    if choice in ["1", "2", "3", "4"]:</w:t>
+      </w:r>
+    </w:p>
+    <w:p/>
+    <w:p>
+      <w:r>
+        <w:t xml:space="preserve">        </w:t>
+      </w:r>
+    </w:p>
+    <w:p>
+      <w:r>
+        <w:t>        num1 = float(input("Enter first number: "))</w:t>
+      </w:r>
+    </w:p>
+    <w:p>
+      <w:r>
+        <w:t>        num2 = float(input("Enter second number: "))</w:t>
+      </w:r>
+    </w:p>
+    <w:p/>
+    <w:p>
+      <w:r>
+        <w:t xml:space="preserve">        </w:t>
+      </w:r>
+    </w:p>
+    <w:p>
+      <w:r>
+        <w:lastRenderedPageBreak/>
+        <w:t>        if choice == "1":</w:t>
+      </w:r>
+    </w:p>
+    <w:p>
+      <w:r>
+        <w:t>            print("Result:", add(num1, num2))</w:t>
+      </w:r>
+    </w:p>
+    <w:p/>
+    <w:p>
+      <w:r>
+        <w:t xml:space="preserve">        </w:t>
+      </w:r>
+      <w:proofErr w:type="spellStart"/>
+      <w:r>
+        <w:t>elif</w:t>
+      </w:r>
+      <w:proofErr w:type="spellEnd"/>
+      <w:r>
+        <w:t xml:space="preserve"> choice == "2":</w:t>
+      </w:r>
+    </w:p>
+    <w:p>
+      <w:r>
+        <w:t>            print("Result:", subtract(num1, num2))</w:t>
+      </w:r>
+    </w:p>
+    <w:p/>
+    <w:p>
+      <w:r>
+        <w:t xml:space="preserve">        </w:t>
+      </w:r>
+      <w:proofErr w:type="spellStart"/>
+      <w:r>
+        <w:t>elif</w:t>
+      </w:r>
+      <w:proofErr w:type="spellEnd"/>
+      <w:r>
+        <w:t xml:space="preserve"> choice == "3":</w:t>
+      </w:r>
+    </w:p>
+    <w:p>
+      <w:r>
+        <w:t>            print("Result:", multiply(num1, num2))</w:t>
+      </w:r>
+    </w:p>
+    <w:p/>
+    <w:p>
+      <w:r>
+        <w:t xml:space="preserve">        </w:t>
+      </w:r>
+      <w:proofErr w:type="spellStart"/>
+      <w:r>
+        <w:t>elif</w:t>
+      </w:r>
+      <w:proofErr w:type="spellEnd"/>
+      <w:r>
+        <w:t xml:space="preserve"> choice == "4":</w:t>
+      </w:r>
+    </w:p>
+    <w:p>
+      <w:r>
+        <w:t>            print("Result:", divide(num1, num2))</w:t>
+      </w:r>
+    </w:p>
+    <w:p/>
+    <w:p>
+      <w:r>
+        <w:t>    else:</w:t>
+      </w:r>
+    </w:p>
+    <w:p>
+      <w:r>
+        <w:t>        print("Invalid choice. Please select a number from 1 to 5.")</w:t>
+      </w:r>
+    </w:p>
+    <w:p/>
+    <w:p>
+      <w:r>
+        <w:t>Output:</w:t>
+      </w:r>
+    </w:p>
+    <w:p>
+      <w:r>
+        <w:rPr>
+          <w:noProof/>
+        </w:rPr>
+        <w:drawing>
+          <wp:inline distT="0" distB="0" distL="0" distR="0" wp14:anchorId="3BA5389D" wp14:editId="5C3C7106">
+            <wp:extent cx="5731510" cy="2370455"/>
+            <wp:effectExtent l="0" t="0" r="2540" b="0"/>
+            <wp:docPr id="1615461750" name="Picture 1"/>
+            <wp:cNvGraphicFramePr>
+              <a:graphicFrameLocks xmlns:a="http://schemas.openxmlformats.org/drawingml/2006/main" noChangeAspect="1"/>
+            </wp:cNvGraphicFramePr>
+            <a:graphic xmlns:a="http://schemas.openxmlformats.org/drawingml/2006/main">
+              <a:graphicData uri="http://schemas.openxmlformats.org/drawingml/2006/picture">
+                <pic:pic xmlns:pic="http://schemas.openxmlformats.org/drawingml/2006/picture">
+                  <pic:nvPicPr>
+                    <pic:cNvPr id="1615461750" name=""/>
+                    <pic:cNvPicPr/>
+                  </pic:nvPicPr>
+                  <pic:blipFill>
+                    <a:blip r:embed="rId12"/>
+                    <a:stretch>
+                      <a:fillRect/>
+                    </a:stretch>
+                  </pic:blipFill>
+                  <pic:spPr>
+                    <a:xfrm>
+                      <a:off x="0" y="0"/>
+                      <a:ext cx="5731510" cy="2370455"/>
+                    </a:xfrm>
+                    <a:prstGeom prst="rect">
+                      <a:avLst/>
+                    </a:prstGeom>
+                  </pic:spPr>
+                </pic:pic>
+              </a:graphicData>
+            </a:graphic>
+          </wp:inline>
+        </w:drawing>
+      </w:r>
+    </w:p>
+    <w:p>
+      <w:r>
+        <w:rPr>
+          <w:noProof/>
+        </w:rPr>
+        <w:lastRenderedPageBreak/>
+        <w:drawing>
+          <wp:inline distT="0" distB="0" distL="0" distR="0" wp14:anchorId="6078EA1F" wp14:editId="10458DA0">
+            <wp:extent cx="5731510" cy="2305050"/>
+            <wp:effectExtent l="0" t="0" r="2540" b="0"/>
+            <wp:docPr id="1555082389" name="Picture 1"/>
+            <wp:cNvGraphicFramePr>
+              <a:graphicFrameLocks xmlns:a="http://schemas.openxmlformats.org/drawingml/2006/main" noChangeAspect="1"/>
+            </wp:cNvGraphicFramePr>
+            <a:graphic xmlns:a="http://schemas.openxmlformats.org/drawingml/2006/main">
+              <a:graphicData uri="http://schemas.openxmlformats.org/drawingml/2006/picture">
+                <pic:pic xmlns:pic="http://schemas.openxmlformats.org/drawingml/2006/picture">
+                  <pic:nvPicPr>
+                    <pic:cNvPr id="1555082389" name=""/>
+                    <pic:cNvPicPr/>
+                  </pic:nvPicPr>
+                  <pic:blipFill>
+                    <a:blip r:embed="rId13"/>
+                    <a:stretch>
+                      <a:fillRect/>
+                    </a:stretch>
+                  </pic:blipFill>
+                  <pic:spPr>
+                    <a:xfrm>
+                      <a:off x="0" y="0"/>
+                      <a:ext cx="5731510" cy="2305050"/>
+                    </a:xfrm>
+                    <a:prstGeom prst="rect">
+                      <a:avLst/>
+                    </a:prstGeom>
+                  </pic:spPr>
+                </pic:pic>
+              </a:graphicData>
+            </a:graphic>
+          </wp:inline>
+        </w:drawing>
+      </w:r>
+      <w:r>
+        <w:rPr>
+          <w:noProof/>
+          <w:lang w:val="en-US"/>
+        </w:rPr>
+        <w:drawing>
+          <wp:inline distT="0" distB="0" distL="0" distR="0" wp14:anchorId="02EDF094" wp14:editId="1AC8D788">
+            <wp:extent cx="5731510" cy="2959100"/>
+            <wp:effectExtent l="0" t="0" r="2540" b="0"/>
+            <wp:docPr id="2011554978" name="Picture 1"/>
+            <wp:cNvGraphicFramePr>
+              <a:graphicFrameLocks xmlns:a="http://schemas.openxmlformats.org/drawingml/2006/main" noChangeAspect="1"/>
+            </wp:cNvGraphicFramePr>
+            <a:graphic xmlns:a="http://schemas.openxmlformats.org/drawingml/2006/main">
+              <a:graphicData uri="http://schemas.openxmlformats.org/drawingml/2006/picture">
+                <pic:pic xmlns:pic="http://schemas.openxmlformats.org/drawingml/2006/picture">
+                  <pic:nvPicPr>
+                    <pic:cNvPr id="2011554978" name=""/>
+                    <pic:cNvPicPr/>
+                  </pic:nvPicPr>
+                  <pic:blipFill rotWithShape="1">
+                    <a:blip r:embed="rId14"/>
+                    <a:srcRect t="9162"/>
+                    <a:stretch>
+                      <a:fillRect/>
+                    </a:stretch>
+                  </pic:blipFill>
+                  <pic:spPr bwMode="auto">
+                    <a:xfrm>
+                      <a:off x="0" y="0"/>
+                      <a:ext cx="5731510" cy="2959100"/>
+                    </a:xfrm>
+                    <a:prstGeom prst="rect">
+                      <a:avLst/>
+                    </a:prstGeom>
+                    <a:ln>
+                      <a:noFill/>
+                    </a:ln>
+                    <a:extLst>
+                      <a:ext uri="{53640926-AAD7-44D8-BBD7-CCE9431645EC}">
+                        <a14:shadowObscured xmlns:a14="http://schemas.microsoft.com/office/drawing/2010/main"/>
+                      </a:ext>
+                    </a:extLst>
+                  </pic:spPr>
+                </pic:pic>
+              </a:graphicData>
+            </a:graphic>
+          </wp:inline>
+        </w:drawing>
+      </w:r>
+    </w:p>
+    <w:p>
+      <w:r>
+        <w:rPr>
+          <w:noProof/>
+        </w:rPr>
+        <w:drawing>
+          <wp:inline distT="0" distB="0" distL="0" distR="0" wp14:anchorId="10C43B43" wp14:editId="746659CD">
+            <wp:extent cx="5731510" cy="2205990"/>
+            <wp:effectExtent l="0" t="0" r="2540" b="3810"/>
+            <wp:docPr id="971876122" name="Picture 1"/>
+            <wp:cNvGraphicFramePr>
+              <a:graphicFrameLocks xmlns:a="http://schemas.openxmlformats.org/drawingml/2006/main" noChangeAspect="1"/>
+            </wp:cNvGraphicFramePr>
+            <a:graphic xmlns:a="http://schemas.openxmlformats.org/drawingml/2006/main">
+              <a:graphicData uri="http://schemas.openxmlformats.org/drawingml/2006/picture">
+                <pic:pic xmlns:pic="http://schemas.openxmlformats.org/drawingml/2006/picture">
+                  <pic:nvPicPr>
+                    <pic:cNvPr id="971876122" name=""/>
+                    <pic:cNvPicPr/>
+                  </pic:nvPicPr>
+                  <pic:blipFill>
+                    <a:blip r:embed="rId15"/>
+                    <a:stretch>
+                      <a:fillRect/>
+                    </a:stretch>
+                  </pic:blipFill>
+                  <pic:spPr>
+                    <a:xfrm>
+                      <a:off x="0" y="0"/>
+                      <a:ext cx="5731510" cy="2205990"/>
+                    </a:xfrm>
+                    <a:prstGeom prst="rect">
+                      <a:avLst/>
+                    </a:prstGeom>
+                  </pic:spPr>
+                </pic:pic>
+              </a:graphicData>
+            </a:graphic>
+          </wp:inline>
+        </w:drawing>
+      </w:r>
+    </w:p>
+    <w:p>
+      <w:r>
+        <w:t>Explanation:</w:t>
+      </w:r>
+    </w:p>
+    <w:p>
+      <w:r>
+        <w:t xml:space="preserve">This program is a simple Python calculator where the user can choose between addition, subtraction, multiplication, and division. Each operation has its own function, and a while loop keeps showing the menu so the user can perform multiple calculations. The program </w:t>
+      </w:r>
+      <w:r>
+        <w:lastRenderedPageBreak/>
+        <w:t>takes two numbers as input and uses if/</w:t>
+      </w:r>
+      <w:proofErr w:type="spellStart"/>
+      <w:r>
+        <w:t>elif</w:t>
+      </w:r>
+      <w:proofErr w:type="spellEnd"/>
+      <w:r>
+        <w:t>/else to perform the selected operation. It also checks for division by zero and shows an error message instead of crashing. Comments are added in the code to explain what each part does.</w:t>
+      </w:r>
+    </w:p>
+    <w:p/>
     <w:p>
       <w:pPr>
         <w:rPr>
@@ -1318,6 +2368,119 @@
 <file path=word/numbering.xml><?xml version="1.0" encoding="utf-8"?>
 <w:numbering xmlns:wpc="http://schemas.microsoft.com/office/word/2010/wordprocessingCanvas" xmlns:cx="http://schemas.microsoft.com/office/drawing/2014/chartex" xmlns:cx1="http://schemas.microsoft.com/office/drawing/2015/9/8/chartex" xmlns:cx2="http://schemas.microsoft.com/office/drawing/2015/10/21/chartex" xmlns:cx3="http://schemas.microsoft.com/office/drawing/2016/5/9/chartex" xmlns:cx4="http://schemas.microsoft.com/office/drawing/2016/5/10/chartex" xmlns:cx5="http://schemas.microsoft.com/office/drawing/2016/5/11/chartex" xmlns:cx6="http://schemas.microsoft.com/office/drawing/2016/5/12/chartex" xmlns:cx7="http://schemas.microsoft.com/office/drawing/2016/5/13/chartex" xmlns:cx8="http://schemas.microsoft.com/office/drawing/2016/5/14/chartex" xmlns:mc="http://schemas.openxmlformats.org/markup-compatibility/2006" xmlns:aink="http://schemas.microsoft.com/office/drawing/2016/ink" xmlns:am3d="http://schemas.microsoft.com/office/drawing/2017/model3d" xmlns:o="urn:schemas-microsoft-com:office:office" xmlns:oel="http://schemas.microsoft.com/office/2019/extlst" xmlns:r="http://schemas.openxmlformats.org/officeDocument/2006/relationships" xmlns:m="http://schemas.openxmlformats.org/officeDocument/2006/math" xmlns:v="urn:schemas-microsoft-com:vml" xmlns:wp14="http://schemas.microsoft.com/office/word/2010/wordprocessingDrawing" xmlns:wp="http://schemas.openxmlformats.org/drawingml/2006/wordprocessingDrawing" xmlns:w10="urn:schemas-microsoft-com:office:word" xmlns:w="http://schemas.openxmlformats.org/wordprocessingml/2006/main" xmlns:w14="http://schemas.microsoft.com/office/word/2010/wordml" xmlns:w15="http://schemas.microsoft.com/office/word/2012/wordml" xmlns:w16cei="http://schemas.microsoft.com/office/word/2026/wordml/cei" xmlns:w16cex="http://schemas.microsoft.com/office/word/2018/wordml/cex" xmlns:w16cid="http://schemas.microsoft.com/office/word/2016/wordml/cid" xmlns:w16="http://schemas.microsoft.com/office/word/2018/wordml" xmlns:w16du="http://schemas.microsoft.com/office/word/2023/wordml/word16du" xmlns:w16sdtdh="http://schemas.microsoft.com/office/word/2020/wordml/sdtdatahash" xmlns:w16sdtfl="http://schemas.microsoft.com/office/word/2024/wordml/sdtformatlock" xmlns:w16se="http://schemas.microsoft.com/office/word/2015/wordml/symex" xmlns:wpg="http://schemas.microsoft.com/office/word/2010/wordprocessingGroup" xmlns:wpi="http://schemas.microsoft.com/office/word/2010/wordprocessingInk" xmlns:wne="http://schemas.microsoft.com/office/word/2006/wordml" xmlns:wps="http://schemas.microsoft.com/office/word/2010/wordprocessingShape" mc:Ignorable="w14 w15 w16se w16cid w16 w16cex w16sdtdh w16sdtfl w16du wp14">
   <w:abstractNum w:abstractNumId="0" w15:restartNumberingAfterBreak="0">
+    <w:nsid w:val="01C5212A"/>
+    <w:multiLevelType w:val="multilevel"/>
+    <w:tmpl w:val="0C323F76"/>
+    <w:lvl w:ilvl="0">
+      <w:start w:val="12"/>
+      <w:numFmt w:val="decimal"/>
+      <w:lvlText w:val="%1."/>
+      <w:lvlJc w:val="left"/>
+      <w:pPr>
+        <w:tabs>
+          <w:tab w:val="num" w:pos="720"/>
+        </w:tabs>
+        <w:ind w:left="720" w:hanging="360"/>
+      </w:pPr>
+    </w:lvl>
+    <w:lvl w:ilvl="1" w:tentative="1">
+      <w:start w:val="1"/>
+      <w:numFmt w:val="decimal"/>
+      <w:lvlText w:val="%2."/>
+      <w:lvlJc w:val="left"/>
+      <w:pPr>
+        <w:tabs>
+          <w:tab w:val="num" w:pos="1440"/>
+        </w:tabs>
+        <w:ind w:left="1440" w:hanging="360"/>
+      </w:pPr>
+    </w:lvl>
+    <w:lvl w:ilvl="2" w:tentative="1">
+      <w:start w:val="1"/>
+      <w:numFmt w:val="decimal"/>
+      <w:lvlText w:val="%3."/>
+      <w:lvlJc w:val="left"/>
+      <w:pPr>
+        <w:tabs>
+          <w:tab w:val="num" w:pos="2160"/>
+        </w:tabs>
+        <w:ind w:left="2160" w:hanging="360"/>
+      </w:pPr>
+    </w:lvl>
+    <w:lvl w:ilvl="3" w:tentative="1">
+      <w:start w:val="1"/>
+      <w:numFmt w:val="decimal"/>
+      <w:lvlText w:val="%4."/>
+      <w:lvlJc w:val="left"/>
+      <w:pPr>
+        <w:tabs>
+          <w:tab w:val="num" w:pos="2880"/>
+        </w:tabs>
+        <w:ind w:left="2880" w:hanging="360"/>
+      </w:pPr>
+    </w:lvl>
+    <w:lvl w:ilvl="4" w:tentative="1">
+      <w:start w:val="1"/>
+      <w:numFmt w:val="decimal"/>
+      <w:lvlText w:val="%5."/>
+      <w:lvlJc w:val="left"/>
+      <w:pPr>
+        <w:tabs>
+          <w:tab w:val="num" w:pos="3600"/>
+        </w:tabs>
+        <w:ind w:left="3600" w:hanging="360"/>
+      </w:pPr>
+    </w:lvl>
+    <w:lvl w:ilvl="5" w:tentative="1">
+      <w:start w:val="1"/>
+      <w:numFmt w:val="decimal"/>
+      <w:lvlText w:val="%6."/>
+      <w:lvlJc w:val="left"/>
+      <w:pPr>
+        <w:tabs>
+          <w:tab w:val="num" w:pos="4320"/>
+        </w:tabs>
+        <w:ind w:left="4320" w:hanging="360"/>
+      </w:pPr>
+    </w:lvl>
+    <w:lvl w:ilvl="6" w:tentative="1">
+      <w:start w:val="1"/>
+      <w:numFmt w:val="decimal"/>
+      <w:lvlText w:val="%7."/>
+      <w:lvlJc w:val="left"/>
+      <w:pPr>
+        <w:tabs>
+          <w:tab w:val="num" w:pos="5040"/>
+        </w:tabs>
+        <w:ind w:left="5040" w:hanging="360"/>
+      </w:pPr>
+    </w:lvl>
+    <w:lvl w:ilvl="7" w:tentative="1">
+      <w:start w:val="1"/>
+      <w:numFmt w:val="decimal"/>
+      <w:lvlText w:val="%8."/>
+      <w:lvlJc w:val="left"/>
+      <w:pPr>
+        <w:tabs>
+          <w:tab w:val="num" w:pos="5760"/>
+        </w:tabs>
+        <w:ind w:left="5760" w:hanging="360"/>
+      </w:pPr>
+    </w:lvl>
+    <w:lvl w:ilvl="8" w:tentative="1">
+      <w:start w:val="1"/>
+      <w:numFmt w:val="decimal"/>
+      <w:lvlText w:val="%9."/>
+      <w:lvlJc w:val="left"/>
+      <w:pPr>
+        <w:tabs>
+          <w:tab w:val="num" w:pos="6480"/>
+        </w:tabs>
+        <w:ind w:left="6480" w:hanging="360"/>
+      </w:pPr>
+    </w:lvl>
+  </w:abstractNum>
+  <w:abstractNum w:abstractNumId="1" w15:restartNumberingAfterBreak="0">
     <w:nsid w:val="1CBC0AD2"/>
     <w:multiLevelType w:val="multilevel"/>
     <w:tmpl w:val="A06A90B0"/>
@@ -1430,7 +2593,346 @@
       </w:pPr>
     </w:lvl>
   </w:abstractNum>
-  <w:abstractNum w:abstractNumId="1" w15:restartNumberingAfterBreak="0">
+  <w:abstractNum w:abstractNumId="2" w15:restartNumberingAfterBreak="0">
+    <w:nsid w:val="2E8C79DB"/>
+    <w:multiLevelType w:val="multilevel"/>
+    <w:tmpl w:val="1354D298"/>
+    <w:lvl w:ilvl="0">
+      <w:start w:val="7"/>
+      <w:numFmt w:val="decimal"/>
+      <w:lvlText w:val="%1."/>
+      <w:lvlJc w:val="left"/>
+      <w:pPr>
+        <w:tabs>
+          <w:tab w:val="num" w:pos="720"/>
+        </w:tabs>
+        <w:ind w:left="720" w:hanging="360"/>
+      </w:pPr>
+    </w:lvl>
+    <w:lvl w:ilvl="1" w:tentative="1">
+      <w:start w:val="1"/>
+      <w:numFmt w:val="decimal"/>
+      <w:lvlText w:val="%2."/>
+      <w:lvlJc w:val="left"/>
+      <w:pPr>
+        <w:tabs>
+          <w:tab w:val="num" w:pos="1440"/>
+        </w:tabs>
+        <w:ind w:left="1440" w:hanging="360"/>
+      </w:pPr>
+    </w:lvl>
+    <w:lvl w:ilvl="2" w:tentative="1">
+      <w:start w:val="1"/>
+      <w:numFmt w:val="decimal"/>
+      <w:lvlText w:val="%3."/>
+      <w:lvlJc w:val="left"/>
+      <w:pPr>
+        <w:tabs>
+          <w:tab w:val="num" w:pos="2160"/>
+        </w:tabs>
+        <w:ind w:left="2160" w:hanging="360"/>
+      </w:pPr>
+    </w:lvl>
+    <w:lvl w:ilvl="3" w:tentative="1">
+      <w:start w:val="1"/>
+      <w:numFmt w:val="decimal"/>
+      <w:lvlText w:val="%4."/>
+      <w:lvlJc w:val="left"/>
+      <w:pPr>
+        <w:tabs>
+          <w:tab w:val="num" w:pos="2880"/>
+        </w:tabs>
+        <w:ind w:left="2880" w:hanging="360"/>
+      </w:pPr>
+    </w:lvl>
+    <w:lvl w:ilvl="4" w:tentative="1">
+      <w:start w:val="1"/>
+      <w:numFmt w:val="decimal"/>
+      <w:lvlText w:val="%5."/>
+      <w:lvlJc w:val="left"/>
+      <w:pPr>
+        <w:tabs>
+          <w:tab w:val="num" w:pos="3600"/>
+        </w:tabs>
+        <w:ind w:left="3600" w:hanging="360"/>
+      </w:pPr>
+    </w:lvl>
+    <w:lvl w:ilvl="5" w:tentative="1">
+      <w:start w:val="1"/>
+      <w:numFmt w:val="decimal"/>
+      <w:lvlText w:val="%6."/>
+      <w:lvlJc w:val="left"/>
+      <w:pPr>
+        <w:tabs>
+          <w:tab w:val="num" w:pos="4320"/>
+        </w:tabs>
+        <w:ind w:left="4320" w:hanging="360"/>
+      </w:pPr>
+    </w:lvl>
+    <w:lvl w:ilvl="6" w:tentative="1">
+      <w:start w:val="1"/>
+      <w:numFmt w:val="decimal"/>
+      <w:lvlText w:val="%7."/>
+      <w:lvlJc w:val="left"/>
+      <w:pPr>
+        <w:tabs>
+          <w:tab w:val="num" w:pos="5040"/>
+        </w:tabs>
+        <w:ind w:left="5040" w:hanging="360"/>
+      </w:pPr>
+    </w:lvl>
+    <w:lvl w:ilvl="7" w:tentative="1">
+      <w:start w:val="1"/>
+      <w:numFmt w:val="decimal"/>
+      <w:lvlText w:val="%8."/>
+      <w:lvlJc w:val="left"/>
+      <w:pPr>
+        <w:tabs>
+          <w:tab w:val="num" w:pos="5760"/>
+        </w:tabs>
+        <w:ind w:left="5760" w:hanging="360"/>
+      </w:pPr>
+    </w:lvl>
+    <w:lvl w:ilvl="8" w:tentative="1">
+      <w:start w:val="1"/>
+      <w:numFmt w:val="decimal"/>
+      <w:lvlText w:val="%9."/>
+      <w:lvlJc w:val="left"/>
+      <w:pPr>
+        <w:tabs>
+          <w:tab w:val="num" w:pos="6480"/>
+        </w:tabs>
+        <w:ind w:left="6480" w:hanging="360"/>
+      </w:pPr>
+    </w:lvl>
+  </w:abstractNum>
+  <w:abstractNum w:abstractNumId="3" w15:restartNumberingAfterBreak="0">
+    <w:nsid w:val="303946DB"/>
+    <w:multiLevelType w:val="multilevel"/>
+    <w:tmpl w:val="F2565606"/>
+    <w:lvl w:ilvl="0">
+      <w:start w:val="1"/>
+      <w:numFmt w:val="decimal"/>
+      <w:lvlText w:val="%1."/>
+      <w:lvlJc w:val="left"/>
+      <w:pPr>
+        <w:tabs>
+          <w:tab w:val="num" w:pos="720"/>
+        </w:tabs>
+        <w:ind w:left="720" w:hanging="360"/>
+      </w:pPr>
+    </w:lvl>
+    <w:lvl w:ilvl="1" w:tentative="1">
+      <w:start w:val="1"/>
+      <w:numFmt w:val="decimal"/>
+      <w:lvlText w:val="%2."/>
+      <w:lvlJc w:val="left"/>
+      <w:pPr>
+        <w:tabs>
+          <w:tab w:val="num" w:pos="1440"/>
+        </w:tabs>
+        <w:ind w:left="1440" w:hanging="360"/>
+      </w:pPr>
+    </w:lvl>
+    <w:lvl w:ilvl="2" w:tentative="1">
+      <w:start w:val="1"/>
+      <w:numFmt w:val="decimal"/>
+      <w:lvlText w:val="%3."/>
+      <w:lvlJc w:val="left"/>
+      <w:pPr>
+        <w:tabs>
+          <w:tab w:val="num" w:pos="2160"/>
+        </w:tabs>
+        <w:ind w:left="2160" w:hanging="360"/>
+      </w:pPr>
+    </w:lvl>
+    <w:lvl w:ilvl="3" w:tentative="1">
+      <w:start w:val="1"/>
+      <w:numFmt w:val="decimal"/>
+      <w:lvlText w:val="%4."/>
+      <w:lvlJc w:val="left"/>
+      <w:pPr>
+        <w:tabs>
+          <w:tab w:val="num" w:pos="2880"/>
+        </w:tabs>
+        <w:ind w:left="2880" w:hanging="360"/>
+      </w:pPr>
+    </w:lvl>
+    <w:lvl w:ilvl="4" w:tentative="1">
+      <w:start w:val="1"/>
+      <w:numFmt w:val="decimal"/>
+      <w:lvlText w:val="%5."/>
+      <w:lvlJc w:val="left"/>
+      <w:pPr>
+        <w:tabs>
+          <w:tab w:val="num" w:pos="3600"/>
+        </w:tabs>
+        <w:ind w:left="3600" w:hanging="360"/>
+      </w:pPr>
+    </w:lvl>
+    <w:lvl w:ilvl="5" w:tentative="1">
+      <w:start w:val="1"/>
+      <w:numFmt w:val="decimal"/>
+      <w:lvlText w:val="%6."/>
+      <w:lvlJc w:val="left"/>
+      <w:pPr>
+        <w:tabs>
+          <w:tab w:val="num" w:pos="4320"/>
+        </w:tabs>
+        <w:ind w:left="4320" w:hanging="360"/>
+      </w:pPr>
+    </w:lvl>
+    <w:lvl w:ilvl="6" w:tentative="1">
+      <w:start w:val="1"/>
+      <w:numFmt w:val="decimal"/>
+      <w:lvlText w:val="%7."/>
+      <w:lvlJc w:val="left"/>
+      <w:pPr>
+        <w:tabs>
+          <w:tab w:val="num" w:pos="5040"/>
+        </w:tabs>
+        <w:ind w:left="5040" w:hanging="360"/>
+      </w:pPr>
+    </w:lvl>
+    <w:lvl w:ilvl="7" w:tentative="1">
+      <w:start w:val="1"/>
+      <w:numFmt w:val="decimal"/>
+      <w:lvlText w:val="%8."/>
+      <w:lvlJc w:val="left"/>
+      <w:pPr>
+        <w:tabs>
+          <w:tab w:val="num" w:pos="5760"/>
+        </w:tabs>
+        <w:ind w:left="5760" w:hanging="360"/>
+      </w:pPr>
+    </w:lvl>
+    <w:lvl w:ilvl="8" w:tentative="1">
+      <w:start w:val="1"/>
+      <w:numFmt w:val="decimal"/>
+      <w:lvlText w:val="%9."/>
+      <w:lvlJc w:val="left"/>
+      <w:pPr>
+        <w:tabs>
+          <w:tab w:val="num" w:pos="6480"/>
+        </w:tabs>
+        <w:ind w:left="6480" w:hanging="360"/>
+      </w:pPr>
+    </w:lvl>
+  </w:abstractNum>
+  <w:abstractNum w:abstractNumId="4" w15:restartNumberingAfterBreak="0">
+    <w:nsid w:val="44251316"/>
+    <w:multiLevelType w:val="multilevel"/>
+    <w:tmpl w:val="EAC2D78E"/>
+    <w:lvl w:ilvl="0">
+      <w:start w:val="11"/>
+      <w:numFmt w:val="decimal"/>
+      <w:lvlText w:val="%1."/>
+      <w:lvlJc w:val="left"/>
+      <w:pPr>
+        <w:tabs>
+          <w:tab w:val="num" w:pos="720"/>
+        </w:tabs>
+        <w:ind w:left="720" w:hanging="360"/>
+      </w:pPr>
+    </w:lvl>
+    <w:lvl w:ilvl="1" w:tentative="1">
+      <w:start w:val="1"/>
+      <w:numFmt w:val="decimal"/>
+      <w:lvlText w:val="%2."/>
+      <w:lvlJc w:val="left"/>
+      <w:pPr>
+        <w:tabs>
+          <w:tab w:val="num" w:pos="1440"/>
+        </w:tabs>
+        <w:ind w:left="1440" w:hanging="360"/>
+      </w:pPr>
+    </w:lvl>
+    <w:lvl w:ilvl="2" w:tentative="1">
+      <w:start w:val="1"/>
+      <w:numFmt w:val="decimal"/>
+      <w:lvlText w:val="%3."/>
+      <w:lvlJc w:val="left"/>
+      <w:pPr>
+        <w:tabs>
+          <w:tab w:val="num" w:pos="2160"/>
+        </w:tabs>
+        <w:ind w:left="2160" w:hanging="360"/>
+      </w:pPr>
+    </w:lvl>
+    <w:lvl w:ilvl="3" w:tentative="1">
+      <w:start w:val="1"/>
+      <w:numFmt w:val="decimal"/>
+      <w:lvlText w:val="%4."/>
+      <w:lvlJc w:val="left"/>
+      <w:pPr>
+        <w:tabs>
+          <w:tab w:val="num" w:pos="2880"/>
+        </w:tabs>
+        <w:ind w:left="2880" w:hanging="360"/>
+      </w:pPr>
+    </w:lvl>
+    <w:lvl w:ilvl="4" w:tentative="1">
+      <w:start w:val="1"/>
+      <w:numFmt w:val="decimal"/>
+      <w:lvlText w:val="%5."/>
+      <w:lvlJc w:val="left"/>
+      <w:pPr>
+        <w:tabs>
+          <w:tab w:val="num" w:pos="3600"/>
+        </w:tabs>
+        <w:ind w:left="3600" w:hanging="360"/>
+      </w:pPr>
+    </w:lvl>
+    <w:lvl w:ilvl="5" w:tentative="1">
+      <w:start w:val="1"/>
+      <w:numFmt w:val="decimal"/>
+      <w:lvlText w:val="%6."/>
+      <w:lvlJc w:val="left"/>
+      <w:pPr>
+        <w:tabs>
+          <w:tab w:val="num" w:pos="4320"/>
+        </w:tabs>
+        <w:ind w:left="4320" w:hanging="360"/>
+      </w:pPr>
+    </w:lvl>
+    <w:lvl w:ilvl="6" w:tentative="1">
+      <w:start w:val="1"/>
+      <w:numFmt w:val="decimal"/>
+      <w:lvlText w:val="%7."/>
+      <w:lvlJc w:val="left"/>
+      <w:pPr>
+        <w:tabs>
+          <w:tab w:val="num" w:pos="5040"/>
+        </w:tabs>
+        <w:ind w:left="5040" w:hanging="360"/>
+      </w:pPr>
+    </w:lvl>
+    <w:lvl w:ilvl="7" w:tentative="1">
+      <w:start w:val="1"/>
+      <w:numFmt w:val="decimal"/>
+      <w:lvlText w:val="%8."/>
+      <w:lvlJc w:val="left"/>
+      <w:pPr>
+        <w:tabs>
+          <w:tab w:val="num" w:pos="5760"/>
+        </w:tabs>
+        <w:ind w:left="5760" w:hanging="360"/>
+      </w:pPr>
+    </w:lvl>
+    <w:lvl w:ilvl="8" w:tentative="1">
+      <w:start w:val="1"/>
+      <w:numFmt w:val="decimal"/>
+      <w:lvlText w:val="%9."/>
+      <w:lvlJc w:val="left"/>
+      <w:pPr>
+        <w:tabs>
+          <w:tab w:val="num" w:pos="6480"/>
+        </w:tabs>
+        <w:ind w:left="6480" w:hanging="360"/>
+      </w:pPr>
+    </w:lvl>
+  </w:abstractNum>
+  <w:abstractNum w:abstractNumId="5" w15:restartNumberingAfterBreak="0">
     <w:nsid w:val="4C4F3EEA"/>
     <w:multiLevelType w:val="multilevel"/>
     <w:tmpl w:val="A32AED7A"/>
@@ -1543,7 +3045,7 @@
       </w:pPr>
     </w:lvl>
   </w:abstractNum>
-  <w:abstractNum w:abstractNumId="2" w15:restartNumberingAfterBreak="0">
+  <w:abstractNum w:abstractNumId="6" w15:restartNumberingAfterBreak="0">
     <w:nsid w:val="641F5275"/>
     <w:multiLevelType w:val="multilevel"/>
     <w:tmpl w:val="2B223694"/>
@@ -1656,7 +3158,7 @@
       </w:pPr>
     </w:lvl>
   </w:abstractNum>
-  <w:abstractNum w:abstractNumId="3" w15:restartNumberingAfterBreak="0">
+  <w:abstractNum w:abstractNumId="7" w15:restartNumberingAfterBreak="0">
     <w:nsid w:val="6A2B43CD"/>
     <w:multiLevelType w:val="multilevel"/>
     <w:tmpl w:val="A55AFD78"/>
@@ -1770,16 +3272,79 @@
     </w:lvl>
   </w:abstractNum>
   <w:num w:numId="1" w16cid:durableId="175385982">
+    <w:abstractNumId w:val="5"/>
+  </w:num>
+  <w:num w:numId="2" w16cid:durableId="1407873850">
+    <w:abstractNumId w:val="7"/>
+  </w:num>
+  <w:num w:numId="3" w16cid:durableId="159082529">
+    <w:abstractNumId w:val="6"/>
+  </w:num>
+  <w:num w:numId="4" w16cid:durableId="496965492">
     <w:abstractNumId w:val="1"/>
   </w:num>
-  <w:num w:numId="2" w16cid:durableId="1407873850">
+  <w:num w:numId="5" w16cid:durableId="1588491005">
     <w:abstractNumId w:val="3"/>
   </w:num>
-  <w:num w:numId="3" w16cid:durableId="159082529">
+  <w:num w:numId="6" w16cid:durableId="2009093156">
     <w:abstractNumId w:val="2"/>
+    <w:lvlOverride w:ilvl="0">
+      <w:lvl w:ilvl="0">
+        <w:numFmt w:val="decimal"/>
+        <w:lvlText w:val="%1."/>
+        <w:lvlJc w:val="left"/>
+      </w:lvl>
+    </w:lvlOverride>
   </w:num>
-  <w:num w:numId="4" w16cid:durableId="496965492">
+  <w:num w:numId="7" w16cid:durableId="1993218532">
+    <w:abstractNumId w:val="2"/>
+    <w:lvlOverride w:ilvl="0">
+      <w:lvl w:ilvl="0">
+        <w:numFmt w:val="decimal"/>
+        <w:lvlText w:val="%1."/>
+        <w:lvlJc w:val="left"/>
+      </w:lvl>
+    </w:lvlOverride>
+  </w:num>
+  <w:num w:numId="8" w16cid:durableId="152723625">
+    <w:abstractNumId w:val="2"/>
+    <w:lvlOverride w:ilvl="0">
+      <w:lvl w:ilvl="0">
+        <w:numFmt w:val="decimal"/>
+        <w:lvlText w:val="%1."/>
+        <w:lvlJc w:val="left"/>
+      </w:lvl>
+    </w:lvlOverride>
+  </w:num>
+  <w:num w:numId="9" w16cid:durableId="672686609">
+    <w:abstractNumId w:val="2"/>
+    <w:lvlOverride w:ilvl="0">
+      <w:lvl w:ilvl="0">
+        <w:numFmt w:val="decimal"/>
+        <w:lvlText w:val="%1."/>
+        <w:lvlJc w:val="left"/>
+      </w:lvl>
+    </w:lvlOverride>
+  </w:num>
+  <w:num w:numId="10" w16cid:durableId="79261639">
+    <w:abstractNumId w:val="4"/>
+    <w:lvlOverride w:ilvl="0">
+      <w:lvl w:ilvl="0">
+        <w:numFmt w:val="decimal"/>
+        <w:lvlText w:val="%1."/>
+        <w:lvlJc w:val="left"/>
+      </w:lvl>
+    </w:lvlOverride>
+  </w:num>
+  <w:num w:numId="11" w16cid:durableId="1877885857">
     <w:abstractNumId w:val="0"/>
+    <w:lvlOverride w:ilvl="0">
+      <w:lvl w:ilvl="0">
+        <w:numFmt w:val="decimal"/>
+        <w:lvlText w:val="%1."/>
+        <w:lvlJc w:val="left"/>
+      </w:lvl>
+    </w:lvlOverride>
   </w:num>
 </w:numbering>
 </file>
@@ -2700,6 +4265,15 @@
       <w:spacing w:val="5"/>
     </w:rPr>
   </w:style>
+  <w:style w:type="paragraph" w:styleId="NoSpacing">
+    <w:name w:val="No Spacing"/>
+    <w:uiPriority w:val="1"/>
+    <w:qFormat/>
+    <w:rsid w:val="00CD2C20"/>
+    <w:pPr>
+      <w:spacing w:after="0" w:line="240" w:lineRule="auto"/>
+    </w:pPr>
+  </w:style>
 </w:styles>
 </file>
 
